--- a/personal-use-prompts/QC Tune.docx
+++ b/personal-use-prompts/QC Tune.docx
@@ -19,44 +19,28 @@
         <w:rPr>
           <w:rFonts w:ascii="Bahnschrift" w:hAnsi="Bahnschrift"/>
         </w:rPr>
-        <w:t xml:space="preserve">Time to tune the </w:t>
-      </w:r>
-      <w:proofErr w:type="gramStart"/>
-      <w:r>
-        <w:rPr>
-          <w:rFonts w:ascii="Bahnschrift" w:hAnsi="Bahnschrift"/>
-        </w:rPr>
-        <w:t>QC :</w:t>
-      </w:r>
-      <w:proofErr w:type="gramEnd"/>
-    </w:p>
-    <w:p>
-      <w:pPr>
-        <w:rPr>
-          <w:rFonts w:ascii="Bahnschrift" w:hAnsi="Bahnschrift"/>
-        </w:rPr>
-      </w:pPr>
-    </w:p>
-    <w:p>
-      <w:pPr>
-        <w:rPr>
-          <w:rFonts w:ascii="Bahnschrift" w:hAnsi="Bahnschrift"/>
-        </w:rPr>
-      </w:pPr>
-      <w:r>
-        <w:rPr>
-          <w:rFonts w:ascii="Bahnschrift" w:hAnsi="Bahnschrift"/>
-        </w:rPr>
-        <w:t xml:space="preserve"> CORE </w:t>
-      </w:r>
-      <w:proofErr w:type="gramStart"/>
-      <w:r>
-        <w:rPr>
-          <w:rFonts w:ascii="Bahnschrift" w:hAnsi="Bahnschrift"/>
-        </w:rPr>
-        <w:t>REQUIREMENT :</w:t>
-      </w:r>
-      <w:proofErr w:type="gramEnd"/>
+        <w:t>Time to tune the QC :</w:t>
+      </w:r>
+    </w:p>
+    <w:p>
+      <w:pPr>
+        <w:rPr>
+          <w:rFonts w:ascii="Bahnschrift" w:hAnsi="Bahnschrift"/>
+        </w:rPr>
+      </w:pPr>
+    </w:p>
+    <w:p>
+      <w:pPr>
+        <w:rPr>
+          <w:rFonts w:ascii="Bahnschrift" w:hAnsi="Bahnschrift"/>
+        </w:rPr>
+      </w:pPr>
+      <w:r>
+        <w:rPr>
+          <w:rFonts w:ascii="Bahnschrift" w:hAnsi="Bahnschrift"/>
+        </w:rPr>
+        <w:t xml:space="preserve"> CORE REQUIREMENT :</w:t>
+      </w:r>
     </w:p>
     <w:p>
       <w:pPr>
@@ -81,21 +65,7 @@
         <w:rPr>
           <w:rFonts w:ascii="Bahnschrift" w:hAnsi="Bahnschrift"/>
         </w:rPr>
-        <w:t xml:space="preserve">(For this vendor, some extra we have to check but not one of the </w:t>
-      </w:r>
-      <w:proofErr w:type="gramStart"/>
-      <w:r>
-        <w:rPr>
-          <w:rFonts w:ascii="Bahnschrift" w:hAnsi="Bahnschrift"/>
-        </w:rPr>
-        <w:t>core :</w:t>
-      </w:r>
-      <w:proofErr w:type="gramEnd"/>
-      <w:r>
-        <w:rPr>
-          <w:rFonts w:ascii="Bahnschrift" w:hAnsi="Bahnschrift"/>
-        </w:rPr>
-        <w:t xml:space="preserve"> Description, Specifications)</w:t>
+        <w:t>(For this vendor, some extra we have to check but not one of the core : Description, Specifications)</w:t>
       </w:r>
     </w:p>
     <w:p>
@@ -172,7 +142,6 @@
         </w:rPr>
       </w:pPr>
       <w:proofErr w:type="spellStart"/>
-      <w:proofErr w:type="gramStart"/>
       <w:r>
         <w:rPr>
           <w:rFonts w:ascii="Bahnschrift" w:hAnsi="Bahnschrift"/>
@@ -180,7 +149,6 @@
         <w:t>Lets</w:t>
       </w:r>
       <w:proofErr w:type="spellEnd"/>
-      <w:proofErr w:type="gramEnd"/>
       <w:r>
         <w:rPr>
           <w:rFonts w:ascii="Bahnschrift" w:hAnsi="Bahnschrift"/>
@@ -198,21 +166,7 @@
         <w:rPr>
           <w:rFonts w:ascii="Bahnschrift" w:hAnsi="Bahnschrift"/>
         </w:rPr>
-        <w:t xml:space="preserve">1) Image comparison, if it is below 50% or whatever is set in the settings menu, NO and else YES. If its NO, this will be a </w:t>
-      </w:r>
-      <w:proofErr w:type="gramStart"/>
-      <w:r>
-        <w:rPr>
-          <w:rFonts w:ascii="Bahnschrift" w:hAnsi="Bahnschrift"/>
-        </w:rPr>
-        <w:t>fail</w:t>
-      </w:r>
-      <w:proofErr w:type="gramEnd"/>
-      <w:r>
-        <w:rPr>
-          <w:rFonts w:ascii="Bahnschrift" w:hAnsi="Bahnschrift"/>
-        </w:rPr>
-        <w:t>, as it does not pass one of the core requirements.</w:t>
+        <w:t>1) Image comparison, if it is below 50% or whatever is set in the settings menu, NO and else YES. If its NO, this will be a fail, as it does not pass one of the core requirements.</w:t>
       </w:r>
     </w:p>
     <w:p>
@@ -255,7 +209,6 @@
         <w:t xml:space="preserve">3) If any of the core comparisons fail, </w:t>
       </w:r>
       <w:proofErr w:type="spellStart"/>
-      <w:proofErr w:type="gramStart"/>
       <w:r>
         <w:rPr>
           <w:rFonts w:ascii="Bahnschrift" w:hAnsi="Bahnschrift"/>
@@ -263,7 +216,6 @@
         <w:t>its</w:t>
       </w:r>
       <w:proofErr w:type="spellEnd"/>
-      <w:proofErr w:type="gramEnd"/>
       <w:r>
         <w:rPr>
           <w:rFonts w:ascii="Bahnschrift" w:hAnsi="Bahnschrift"/>
@@ -315,16 +267,8 @@
         <w:rPr>
           <w:rFonts w:ascii="Bahnschrift" w:hAnsi="Bahnschrift"/>
         </w:rPr>
-        <w:t xml:space="preserve">4) Title Comparison MANDATORILY should be given to AI Claude Haiku. The reason </w:t>
-      </w:r>
-      <w:proofErr w:type="gramStart"/>
-      <w:r>
-        <w:rPr>
-          <w:rFonts w:ascii="Bahnschrift" w:hAnsi="Bahnschrift"/>
-        </w:rPr>
-        <w:t>is :</w:t>
-      </w:r>
-      <w:proofErr w:type="gramEnd"/>
+        <w:t>4) Title Comparison MANDATORILY should be given to AI Claude Haiku. The reason is :</w:t>
+      </w:r>
     </w:p>
     <w:p>
       <w:pPr>
@@ -425,49 +369,7 @@
         <w:rPr>
           <w:rFonts w:ascii="Bahnschrift" w:hAnsi="Bahnschrift"/>
         </w:rPr>
-        <w:t xml:space="preserve">For amazon, pack size can be found either on title or on item details. </w:t>
-      </w:r>
-      <w:proofErr w:type="gramStart"/>
-      <w:r>
-        <w:rPr>
-          <w:rFonts w:ascii="Bahnschrift" w:hAnsi="Bahnschrift"/>
-        </w:rPr>
-        <w:t>BUT,</w:t>
-      </w:r>
-      <w:proofErr w:type="gramEnd"/>
-      <w:r>
-        <w:rPr>
-          <w:rFonts w:ascii="Bahnschrift" w:hAnsi="Bahnschrift"/>
-        </w:rPr>
-        <w:t xml:space="preserve"> the thing </w:t>
-      </w:r>
-      <w:proofErr w:type="gramStart"/>
-      <w:r>
-        <w:rPr>
-          <w:rFonts w:ascii="Bahnschrift" w:hAnsi="Bahnschrift"/>
-        </w:rPr>
-        <w:t>is .</w:t>
-      </w:r>
-      <w:proofErr w:type="gramEnd"/>
-      <w:r>
-        <w:rPr>
-          <w:rFonts w:ascii="Bahnschrift" w:hAnsi="Bahnschrift"/>
-        </w:rPr>
-        <w:t xml:space="preserve"> We follow pack size on 'count, no. of items, item package quantity'. WE DO NOT FOLLOW OZ, FLOZ, FEET, GAL etc. We do not follow that. </w:t>
-      </w:r>
-      <w:proofErr w:type="gramStart"/>
-      <w:r>
-        <w:rPr>
-          <w:rFonts w:ascii="Bahnschrift" w:hAnsi="Bahnschrift"/>
-        </w:rPr>
-        <w:t>Yes</w:t>
-      </w:r>
-      <w:proofErr w:type="gramEnd"/>
-      <w:r>
-        <w:rPr>
-          <w:rFonts w:ascii="Bahnschrift" w:hAnsi="Bahnschrift"/>
-        </w:rPr>
-        <w:t xml:space="preserve"> ounces and gallons are important quantity which we will do QC with, in the title or description, whichever works, BUT PACK SIZE we always follow the ' what count of that item will be </w:t>
+        <w:t xml:space="preserve">For amazon, pack size can be found either on title or on item details. BUT, the thing is . We follow pack size on 'count, no. of items, item package quantity'. WE DO NOT FOLLOW OZ, FLOZ, FEET, GAL etc. We do not follow that. Yes ounces and gallons are important quantity which we will do QC with, in the title or description, whichever works, BUT PACK SIZE we always follow the ' what count of that item will be </w:t>
       </w:r>
       <w:proofErr w:type="spellStart"/>
       <w:r>
@@ -578,19 +480,11 @@
           <w:rFonts w:ascii="Bahnschrift" w:hAnsi="Bahnschrift"/>
         </w:rPr>
       </w:pPr>
-      <w:proofErr w:type="gramStart"/>
-      <w:r>
-        <w:rPr>
-          <w:rFonts w:ascii="Bahnschrift" w:hAnsi="Bahnschrift"/>
-        </w:rPr>
-        <w:t>EG :</w:t>
-      </w:r>
-      <w:proofErr w:type="gramEnd"/>
-      <w:r>
-        <w:rPr>
-          <w:rFonts w:ascii="Bahnschrift" w:hAnsi="Bahnschrift"/>
-        </w:rPr>
-        <w:t xml:space="preserve"> A spray can from </w:t>
+      <w:r>
+        <w:rPr>
+          <w:rFonts w:ascii="Bahnschrift" w:hAnsi="Bahnschrift"/>
+        </w:rPr>
+        <w:t xml:space="preserve">EG : A spray can from </w:t>
       </w:r>
       <w:proofErr w:type="spellStart"/>
       <w:r>
@@ -604,21 +498,7 @@
         <w:rPr>
           <w:rFonts w:ascii="Bahnschrift" w:hAnsi="Bahnschrift"/>
         </w:rPr>
-        <w:t xml:space="preserve"> - 12 ounce - vendor - (no number of </w:t>
-      </w:r>
-      <w:proofErr w:type="gramStart"/>
-      <w:r>
-        <w:rPr>
-          <w:rFonts w:ascii="Bahnschrift" w:hAnsi="Bahnschrift"/>
-        </w:rPr>
-        <w:t>item</w:t>
-      </w:r>
-      <w:proofErr w:type="gramEnd"/>
-      <w:r>
-        <w:rPr>
-          <w:rFonts w:ascii="Bahnschrift" w:hAnsi="Bahnschrift"/>
-        </w:rPr>
-        <w:t xml:space="preserve"> mentioned in vendor) - </w:t>
+        <w:t xml:space="preserve"> - 12 ounce - vendor - (no number of item mentioned in vendor) - </w:t>
       </w:r>
       <w:proofErr w:type="spellStart"/>
       <w:r>
@@ -811,6 +691,397 @@
           <w:rFonts w:ascii="Bahnschrift" w:hAnsi="Bahnschrift"/>
         </w:rPr>
       </w:pPr>
+      <w:r>
+        <w:rPr>
+          <w:rFonts w:ascii="Bahnschrift" w:hAnsi="Bahnschrift"/>
+        </w:rPr>
+        <w:t xml:space="preserve">AI OPTIMIZIATION PROMPT – </w:t>
+      </w:r>
+    </w:p>
+    <w:p>
+      <w:pPr>
+        <w:rPr>
+          <w:rFonts w:ascii="Bahnschrift" w:hAnsi="Bahnschrift"/>
+        </w:rPr>
+      </w:pPr>
+      <w:r>
+        <w:rPr>
+          <w:rFonts w:ascii="Bahnschrift" w:hAnsi="Bahnschrift"/>
+        </w:rPr>
+        <w:t>Current Batch</w:t>
+      </w:r>
+    </w:p>
+    <w:p>
+      <w:pPr>
+        <w:rPr>
+          <w:rFonts w:ascii="Bahnschrift" w:hAnsi="Bahnschrift"/>
+        </w:rPr>
+      </w:pPr>
+      <w:r>
+        <w:rPr>
+          <w:rFonts w:ascii="Bahnschrift" w:hAnsi="Bahnschrift"/>
+        </w:rPr>
+        <w:t>Reset Batch Metrics</w:t>
+      </w:r>
+    </w:p>
+    <w:p>
+      <w:pPr>
+        <w:rPr>
+          <w:rFonts w:ascii="Bahnschrift" w:hAnsi="Bahnschrift"/>
+        </w:rPr>
+      </w:pPr>
+      <w:r>
+        <w:rPr>
+          <w:rFonts w:ascii="Bahnschrift" w:hAnsi="Bahnschrift"/>
+        </w:rPr>
+        <w:t>98</w:t>
+      </w:r>
+    </w:p>
+    <w:p>
+      <w:pPr>
+        <w:rPr>
+          <w:rFonts w:ascii="Bahnschrift" w:hAnsi="Bahnschrift"/>
+        </w:rPr>
+      </w:pPr>
+      <w:r>
+        <w:rPr>
+          <w:rFonts w:ascii="Bahnschrift" w:hAnsi="Bahnschrift"/>
+        </w:rPr>
+        <w:t>Processed SKUs</w:t>
+      </w:r>
+    </w:p>
+    <w:p>
+      <w:pPr>
+        <w:rPr>
+          <w:rFonts w:ascii="Bahnschrift" w:hAnsi="Bahnschrift"/>
+        </w:rPr>
+      </w:pPr>
+      <w:r>
+        <w:rPr>
+          <w:rFonts w:ascii="Bahnschrift" w:hAnsi="Bahnschrift"/>
+        </w:rPr>
+        <w:t>206,280</w:t>
+      </w:r>
+    </w:p>
+    <w:p>
+      <w:pPr>
+        <w:rPr>
+          <w:rFonts w:ascii="Bahnschrift" w:hAnsi="Bahnschrift"/>
+        </w:rPr>
+      </w:pPr>
+      <w:r>
+        <w:rPr>
+          <w:rFonts w:ascii="Bahnschrift" w:hAnsi="Bahnschrift"/>
+        </w:rPr>
+        <w:t>Input Tokens</w:t>
+      </w:r>
+    </w:p>
+    <w:p>
+      <w:pPr>
+        <w:rPr>
+          <w:rFonts w:ascii="Bahnschrift" w:hAnsi="Bahnschrift"/>
+        </w:rPr>
+      </w:pPr>
+      <w:r>
+        <w:rPr>
+          <w:rFonts w:ascii="Bahnschrift" w:hAnsi="Bahnschrift"/>
+        </w:rPr>
+        <w:t>17,026</w:t>
+      </w:r>
+    </w:p>
+    <w:p>
+      <w:pPr>
+        <w:rPr>
+          <w:rFonts w:ascii="Bahnschrift" w:hAnsi="Bahnschrift"/>
+        </w:rPr>
+      </w:pPr>
+      <w:r>
+        <w:rPr>
+          <w:rFonts w:ascii="Bahnschrift" w:hAnsi="Bahnschrift"/>
+        </w:rPr>
+        <w:t>Output Tokens</w:t>
+      </w:r>
+    </w:p>
+    <w:p>
+      <w:pPr>
+        <w:rPr>
+          <w:rFonts w:ascii="Bahnschrift" w:hAnsi="Bahnschrift"/>
+        </w:rPr>
+      </w:pPr>
+      <w:r>
+        <w:rPr>
+          <w:rFonts w:ascii="Bahnschrift" w:hAnsi="Bahnschrift"/>
+        </w:rPr>
+        <w:t>223,306</w:t>
+      </w:r>
+    </w:p>
+    <w:p>
+      <w:pPr>
+        <w:rPr>
+          <w:rFonts w:ascii="Bahnschrift" w:hAnsi="Bahnschrift"/>
+        </w:rPr>
+      </w:pPr>
+      <w:r>
+        <w:rPr>
+          <w:rFonts w:ascii="Bahnschrift" w:hAnsi="Bahnschrift"/>
+        </w:rPr>
+        <w:t>Total Tokens</w:t>
+      </w:r>
+    </w:p>
+    <w:p>
+      <w:pPr>
+        <w:rPr>
+          <w:rFonts w:ascii="Bahnschrift" w:hAnsi="Bahnschrift"/>
+        </w:rPr>
+      </w:pPr>
+      <w:r>
+        <w:rPr>
+          <w:rFonts w:ascii="Bahnschrift" w:hAnsi="Bahnschrift"/>
+        </w:rPr>
+        <w:t>Live Cost / SKU</w:t>
+      </w:r>
+    </w:p>
+    <w:p>
+      <w:pPr>
+        <w:rPr>
+          <w:rFonts w:ascii="Bahnschrift" w:hAnsi="Bahnschrift"/>
+        </w:rPr>
+      </w:pPr>
+      <w:r>
+        <w:rPr>
+          <w:rFonts w:ascii="Bahnschrift" w:hAnsi="Bahnschrift"/>
+        </w:rPr>
+        <w:t>$0.00892</w:t>
+      </w:r>
+    </w:p>
+    <w:p>
+      <w:pPr>
+        <w:rPr>
+          <w:rFonts w:ascii="Bahnschrift" w:hAnsi="Bahnschrift"/>
+        </w:rPr>
+      </w:pPr>
+      <w:r>
+        <w:rPr>
+          <w:rFonts w:ascii="Bahnschrift" w:hAnsi="Bahnschrift"/>
+        </w:rPr>
+        <w:t>Batch Total Cost</w:t>
+      </w:r>
+    </w:p>
+    <w:p>
+      <w:pPr>
+        <w:rPr>
+          <w:rFonts w:ascii="Bahnschrift" w:hAnsi="Bahnschrift"/>
+        </w:rPr>
+      </w:pPr>
+      <w:r>
+        <w:rPr>
+          <w:rFonts w:ascii="Bahnschrift" w:hAnsi="Bahnschrift"/>
+        </w:rPr>
+        <w:lastRenderedPageBreak/>
+        <w:t>$0.8742</w:t>
+      </w:r>
+    </w:p>
+    <w:p>
+      <w:pPr>
+        <w:rPr>
+          <w:rFonts w:ascii="Bahnschrift" w:hAnsi="Bahnschrift"/>
+        </w:rPr>
+      </w:pPr>
+      <w:r>
+        <w:rPr>
+          <w:rFonts w:ascii="Bahnschrift" w:hAnsi="Bahnschrift"/>
+        </w:rPr>
+        <w:t>1,000 SKU Projection</w:t>
+      </w:r>
+    </w:p>
+    <w:p>
+      <w:pPr>
+        <w:rPr>
+          <w:rFonts w:ascii="Bahnschrift" w:hAnsi="Bahnschrift"/>
+        </w:rPr>
+      </w:pPr>
+      <w:r>
+        <w:rPr>
+          <w:rFonts w:ascii="Bahnschrift" w:hAnsi="Bahnschrift"/>
+        </w:rPr>
+        <w:t>$8.92</w:t>
+      </w:r>
+    </w:p>
+    <w:p>
+      <w:pPr>
+        <w:rPr>
+          <w:rFonts w:ascii="Bahnschrift" w:hAnsi="Bahnschrift"/>
+        </w:rPr>
+      </w:pPr>
+      <w:r>
+        <w:rPr>
+          <w:rFonts w:ascii="Bahnschrift" w:hAnsi="Bahnschrift"/>
+        </w:rPr>
+        <w:t>10,000 SKU Projection</w:t>
+      </w:r>
+    </w:p>
+    <w:p>
+      <w:pPr>
+        <w:rPr>
+          <w:rFonts w:ascii="Bahnschrift" w:hAnsi="Bahnschrift"/>
+        </w:rPr>
+      </w:pPr>
+      <w:r>
+        <w:rPr>
+          <w:rFonts w:ascii="Bahnschrift" w:hAnsi="Bahnschrift"/>
+        </w:rPr>
+        <w:t>$89.21</w:t>
+      </w:r>
+    </w:p>
+    <w:p>
+      <w:pPr>
+        <w:rPr>
+          <w:rFonts w:ascii="Bahnschrift" w:hAnsi="Bahnschrift"/>
+        </w:rPr>
+      </w:pPr>
+    </w:p>
+    <w:p>
+      <w:pPr>
+        <w:rPr>
+          <w:rFonts w:ascii="Bahnschrift" w:hAnsi="Bahnschrift"/>
+        </w:rPr>
+      </w:pPr>
+    </w:p>
+    <w:p>
+      <w:pPr>
+        <w:rPr>
+          <w:rFonts w:ascii="Bahnschrift" w:hAnsi="Bahnschrift"/>
+        </w:rPr>
+      </w:pPr>
+      <w:r>
+        <w:rPr>
+          <w:rFonts w:ascii="Bahnschrift" w:hAnsi="Bahnschrift"/>
+        </w:rPr>
+        <w:t>The AI cost is very high. 1000 SKU is close to 9 dollars.</w:t>
+      </w:r>
+    </w:p>
+    <w:p>
+      <w:pPr>
+        <w:rPr>
+          <w:rFonts w:ascii="Bahnschrift" w:hAnsi="Bahnschrift"/>
+        </w:rPr>
+      </w:pPr>
+    </w:p>
+    <w:p>
+      <w:pPr>
+        <w:rPr>
+          <w:rFonts w:ascii="Bahnschrift" w:hAnsi="Bahnschrift"/>
+        </w:rPr>
+      </w:pPr>
+      <w:r>
+        <w:rPr>
+          <w:rFonts w:ascii="Bahnschrift" w:hAnsi="Bahnschrift"/>
+        </w:rPr>
+        <w:t>We have to bring this down to 2-3 dollars per 1000 SKU. how can we do it?</w:t>
+      </w:r>
+    </w:p>
+    <w:p>
+      <w:pPr>
+        <w:rPr>
+          <w:rFonts w:ascii="Bahnschrift" w:hAnsi="Bahnschrift"/>
+        </w:rPr>
+      </w:pPr>
+    </w:p>
+    <w:p>
+      <w:pPr>
+        <w:rPr>
+          <w:rFonts w:ascii="Bahnschrift" w:hAnsi="Bahnschrift"/>
+        </w:rPr>
+      </w:pPr>
+      <w:proofErr w:type="spellStart"/>
+      <w:r>
+        <w:rPr>
+          <w:rFonts w:ascii="Bahnschrift" w:hAnsi="Bahnschrift"/>
+        </w:rPr>
+        <w:t>Analyze</w:t>
+      </w:r>
+      <w:proofErr w:type="spellEnd"/>
+      <w:r>
+        <w:rPr>
+          <w:rFonts w:ascii="Bahnschrift" w:hAnsi="Bahnschrift"/>
+        </w:rPr>
+        <w:t xml:space="preserve"> our entire QC engine and check for details, </w:t>
+      </w:r>
+      <w:proofErr w:type="spellStart"/>
+      <w:r>
+        <w:rPr>
+          <w:rFonts w:ascii="Bahnschrift" w:hAnsi="Bahnschrift"/>
+        </w:rPr>
+        <w:t>reduct</w:t>
+      </w:r>
+      <w:proofErr w:type="spellEnd"/>
+      <w:r>
+        <w:rPr>
+          <w:rFonts w:ascii="Bahnschrift" w:hAnsi="Bahnschrift"/>
+        </w:rPr>
+        <w:t xml:space="preserve"> output token consumption, optimize image comparisons, optimize data inputs WITHOUT COMPROMISING QUALITY.</w:t>
+      </w:r>
+    </w:p>
+    <w:p>
+      <w:pPr>
+        <w:rPr>
+          <w:rFonts w:ascii="Bahnschrift" w:hAnsi="Bahnschrift"/>
+        </w:rPr>
+      </w:pPr>
+    </w:p>
+    <w:p>
+      <w:pPr>
+        <w:rPr>
+          <w:rFonts w:ascii="Bahnschrift" w:hAnsi="Bahnschrift"/>
+        </w:rPr>
+      </w:pPr>
+    </w:p>
+    <w:p>
+      <w:pPr>
+        <w:rPr>
+          <w:rFonts w:ascii="Bahnschrift" w:hAnsi="Bahnschrift"/>
+        </w:rPr>
+      </w:pPr>
+      <w:r>
+        <w:rPr>
+          <w:rFonts w:ascii="Bahnschrift" w:hAnsi="Bahnschrift"/>
+        </w:rPr>
+        <w:t>ANALYZE PROPERLY THEN GIVE IDEAS OR METHODS TO DO IT.</w:t>
+      </w:r>
+    </w:p>
+    <w:p>
+      <w:pPr>
+        <w:rPr>
+          <w:rFonts w:ascii="Bahnschrift" w:hAnsi="Bahnschrift"/>
+        </w:rPr>
+      </w:pPr>
+      <w:r>
+        <w:rPr>
+          <w:rFonts w:ascii="Bahnschrift" w:hAnsi="Bahnschrift"/>
+        </w:rPr>
+        <w:t>NO CODING, MEDIUM BUT TO THE POINT ANSWER.</w:t>
+      </w:r>
+    </w:p>
+    <w:p>
+      <w:pPr>
+        <w:rPr>
+          <w:rFonts w:ascii="Bahnschrift" w:hAnsi="Bahnschrift"/>
+        </w:rPr>
+      </w:pPr>
+    </w:p>
+    <w:p>
+      <w:pPr>
+        <w:rPr>
+          <w:rFonts w:ascii="Bahnschrift" w:hAnsi="Bahnschrift"/>
+        </w:rPr>
+      </w:pPr>
+    </w:p>
+    <w:p>
+      <w:pPr>
+        <w:rPr>
+          <w:rFonts w:ascii="Bahnschrift" w:hAnsi="Bahnschrift"/>
+        </w:rPr>
+      </w:pPr>
     </w:p>
     <w:p>
       <w:pPr>
@@ -830,6 +1101,1256 @@
           <w:rFonts w:ascii="Bahnschrift" w:hAnsi="Bahnschrift"/>
         </w:rPr>
         <w:t>Make a plan.</w:t>
+      </w:r>
+    </w:p>
+    <w:p>
+      <w:pPr>
+        <w:rPr>
+          <w:rFonts w:ascii="Bahnschrift" w:hAnsi="Bahnschrift"/>
+        </w:rPr>
+      </w:pPr>
+    </w:p>
+    <w:p>
+      <w:pPr>
+        <w:rPr>
+          <w:rFonts w:ascii="Bahnschrift" w:hAnsi="Bahnschrift"/>
+        </w:rPr>
+      </w:pPr>
+    </w:p>
+    <w:p>
+      <w:pPr>
+        <w:rPr>
+          <w:rFonts w:ascii="Bahnschrift" w:hAnsi="Bahnschrift"/>
+        </w:rPr>
+      </w:pPr>
+    </w:p>
+    <w:p>
+      <w:pPr>
+        <w:rPr>
+          <w:rFonts w:ascii="Bahnschrift" w:hAnsi="Bahnschrift"/>
+        </w:rPr>
+      </w:pPr>
+      <w:r>
+        <w:rPr>
+          <w:rFonts w:ascii="Bahnschrift" w:hAnsi="Bahnschrift"/>
+        </w:rPr>
+        <w:t xml:space="preserve">IMP – </w:t>
+      </w:r>
+    </w:p>
+    <w:p>
+      <w:pPr>
+        <w:rPr>
+          <w:rFonts w:ascii="Bahnschrift" w:hAnsi="Bahnschrift"/>
+        </w:rPr>
+      </w:pPr>
+      <w:proofErr w:type="spellStart"/>
+      <w:r>
+        <w:rPr>
+          <w:rFonts w:ascii="Bahnschrift" w:hAnsi="Bahnschrift"/>
+        </w:rPr>
+        <w:t>Okk</w:t>
+      </w:r>
+      <w:proofErr w:type="spellEnd"/>
+      <w:r>
+        <w:rPr>
+          <w:rFonts w:ascii="Bahnschrift" w:hAnsi="Bahnschrift"/>
+        </w:rPr>
+        <w:t>, so now we have to tune the AI.</w:t>
+      </w:r>
+    </w:p>
+    <w:p>
+      <w:pPr>
+        <w:rPr>
+          <w:rFonts w:ascii="Bahnschrift" w:hAnsi="Bahnschrift"/>
+        </w:rPr>
+      </w:pPr>
+    </w:p>
+    <w:p>
+      <w:pPr>
+        <w:rPr>
+          <w:rFonts w:ascii="Bahnschrift" w:hAnsi="Bahnschrift"/>
+        </w:rPr>
+      </w:pPr>
+      <w:r>
+        <w:rPr>
+          <w:rFonts w:ascii="Bahnschrift" w:hAnsi="Bahnschrift"/>
+        </w:rPr>
+        <w:lastRenderedPageBreak/>
+        <w:t xml:space="preserve">1) For Each SKU </w:t>
+      </w:r>
+      <w:proofErr w:type="spellStart"/>
+      <w:r>
+        <w:rPr>
+          <w:rFonts w:ascii="Bahnschrift" w:hAnsi="Bahnschrift"/>
+        </w:rPr>
+        <w:t>comparison,for</w:t>
+      </w:r>
+      <w:proofErr w:type="spellEnd"/>
+      <w:r>
+        <w:rPr>
+          <w:rFonts w:ascii="Bahnschrift" w:hAnsi="Bahnschrift"/>
+        </w:rPr>
+        <w:t xml:space="preserve"> each product Amazon Listing and Vendor Listing, only ONE AI CALL should be made . And it will include everything, starting from the Title Comparison , to Image Comparison to Pack Size Extraction. All in One.</w:t>
+      </w:r>
+    </w:p>
+    <w:p>
+      <w:pPr>
+        <w:rPr>
+          <w:rFonts w:ascii="Bahnschrift" w:hAnsi="Bahnschrift"/>
+        </w:rPr>
+      </w:pPr>
+    </w:p>
+    <w:p>
+      <w:pPr>
+        <w:rPr>
+          <w:rFonts w:ascii="Bahnschrift" w:hAnsi="Bahnschrift"/>
+        </w:rPr>
+      </w:pPr>
+      <w:r>
+        <w:rPr>
+          <w:rFonts w:ascii="Bahnschrift" w:hAnsi="Bahnschrift"/>
+        </w:rPr>
+        <w:t xml:space="preserve">2) Title comparison I have already discussed, it is in place now. Image also, I have already discussed. Both will have effect. </w:t>
+      </w:r>
+    </w:p>
+    <w:p>
+      <w:pPr>
+        <w:rPr>
+          <w:rFonts w:ascii="Bahnschrift" w:hAnsi="Bahnschrift"/>
+        </w:rPr>
+      </w:pPr>
+      <w:r>
+        <w:rPr>
+          <w:rFonts w:ascii="Bahnschrift" w:hAnsi="Bahnschrift"/>
+        </w:rPr>
+        <w:t xml:space="preserve">For title, in the Title Result column after title vendor and title amazon, it will be filled by AI as per the result. THIS WILL ONLY BE YES/NO as an output limiter. let AI do its own calculation but OUTPUT ONLY THIS MUCH FOR TITLE. This will conserver our output token, BUT DO NOT COMPROMISE ON AI PROCESSING and input. Do give it proper input for title comparison as we have discussed earlier. </w:t>
+      </w:r>
+    </w:p>
+    <w:p>
+      <w:pPr>
+        <w:rPr>
+          <w:rFonts w:ascii="Bahnschrift" w:hAnsi="Bahnschrift"/>
+        </w:rPr>
+      </w:pPr>
+      <w:r>
+        <w:rPr>
+          <w:rFonts w:ascii="Bahnschrift" w:hAnsi="Bahnschrift"/>
+        </w:rPr>
+        <w:t>This -------</w:t>
+      </w:r>
+    </w:p>
+    <w:p>
+      <w:pPr>
+        <w:rPr>
+          <w:rFonts w:ascii="Bahnschrift" w:hAnsi="Bahnschrift"/>
+        </w:rPr>
+      </w:pPr>
+      <w:r>
+        <w:rPr>
+          <w:rFonts w:ascii="Bahnschrift" w:hAnsi="Bahnschrift"/>
+        </w:rPr>
+        <w:t>"is :</w:t>
+      </w:r>
+    </w:p>
+    <w:p>
+      <w:pPr>
+        <w:rPr>
+          <w:rFonts w:ascii="Bahnschrift" w:hAnsi="Bahnschrift"/>
+        </w:rPr>
+      </w:pPr>
+      <w:r>
+        <w:rPr>
+          <w:rFonts w:ascii="Bahnschrift" w:hAnsi="Bahnschrift"/>
+        </w:rPr>
+        <w:t xml:space="preserve">An SKU listing on amazon and vendor can have a fully different title. like, nothing between them can match. BUT they will identify the same product, or </w:t>
+      </w:r>
+      <w:proofErr w:type="spellStart"/>
+      <w:r>
+        <w:rPr>
+          <w:rFonts w:ascii="Bahnschrift" w:hAnsi="Bahnschrift"/>
+        </w:rPr>
+        <w:t>alteast</w:t>
+      </w:r>
+      <w:proofErr w:type="spellEnd"/>
+      <w:r>
+        <w:rPr>
+          <w:rFonts w:ascii="Bahnschrift" w:hAnsi="Bahnschrift"/>
+        </w:rPr>
+        <w:t xml:space="preserve">, in the least, the same product category. No if it states different </w:t>
+      </w:r>
+      <w:proofErr w:type="spellStart"/>
+      <w:r>
+        <w:rPr>
+          <w:rFonts w:ascii="Bahnschrift" w:hAnsi="Bahnschrift"/>
+        </w:rPr>
+        <w:t>color</w:t>
+      </w:r>
+      <w:proofErr w:type="spellEnd"/>
+      <w:r>
+        <w:rPr>
+          <w:rFonts w:ascii="Bahnschrift" w:hAnsi="Bahnschrift"/>
+        </w:rPr>
+        <w:t xml:space="preserve">, or absolutely different model number, or different size/specs of the product, </w:t>
+      </w:r>
+      <w:proofErr w:type="spellStart"/>
+      <w:r>
+        <w:rPr>
+          <w:rFonts w:ascii="Bahnschrift" w:hAnsi="Bahnschrift"/>
+        </w:rPr>
+        <w:t>eg</w:t>
+      </w:r>
+      <w:proofErr w:type="spellEnd"/>
+      <w:r>
+        <w:rPr>
+          <w:rFonts w:ascii="Bahnschrift" w:hAnsi="Bahnschrift"/>
+        </w:rPr>
+        <w:t>: a bottle that is 2L on vendor but 1L on Amazon, but rest same is NO. similarly a wire of 18 gauge and 24 gauge is not same. LIKE THIS. LET IT BE SMART. even if nothing matches, if they even discreetly point at the same product, THAT IS A YES, else, NO."</w:t>
+      </w:r>
+    </w:p>
+    <w:p>
+      <w:pPr>
+        <w:rPr>
+          <w:rFonts w:ascii="Bahnschrift" w:hAnsi="Bahnschrift"/>
+        </w:rPr>
+      </w:pPr>
+    </w:p>
+    <w:p>
+      <w:pPr>
+        <w:rPr>
+          <w:rFonts w:ascii="Bahnschrift" w:hAnsi="Bahnschrift"/>
+        </w:rPr>
+      </w:pPr>
+    </w:p>
+    <w:p>
+      <w:pPr>
+        <w:rPr>
+          <w:rFonts w:ascii="Bahnschrift" w:hAnsi="Bahnschrift"/>
+        </w:rPr>
+      </w:pPr>
+      <w:r>
+        <w:rPr>
+          <w:rFonts w:ascii="Bahnschrift" w:hAnsi="Bahnschrift"/>
+        </w:rPr>
+        <w:t xml:space="preserve">2) IMAGE. we already discussed this. Input token reduce it, without degrading image quality, and do tell it how to compare. ITS OUTPUT WILL ONLY BE A NUMBER (0 - 100), which shows the percentage similarity of the image, and this number should be consistent, meaning, if I run an </w:t>
+      </w:r>
+      <w:proofErr w:type="spellStart"/>
+      <w:r>
+        <w:rPr>
+          <w:rFonts w:ascii="Bahnschrift" w:hAnsi="Bahnschrift"/>
+        </w:rPr>
+        <w:t>sku</w:t>
+      </w:r>
+      <w:proofErr w:type="spellEnd"/>
+      <w:r>
+        <w:rPr>
+          <w:rFonts w:ascii="Bahnschrift" w:hAnsi="Bahnschrift"/>
+        </w:rPr>
+        <w:t xml:space="preserve"> now and it shows 92%, even if I run it 100 times, it should result in 92% only, maximum 2-5% deviation, no more. CONSISTENCY IS IMPORTANT. also, for image comparison, both image can have dissimilarities, like one has background, other has no or a fully </w:t>
+      </w:r>
+      <w:proofErr w:type="spellStart"/>
+      <w:r>
+        <w:rPr>
+          <w:rFonts w:ascii="Bahnschrift" w:hAnsi="Bahnschrift"/>
+        </w:rPr>
+        <w:t>differnt</w:t>
+      </w:r>
+      <w:proofErr w:type="spellEnd"/>
+      <w:r>
+        <w:rPr>
+          <w:rFonts w:ascii="Bahnschrift" w:hAnsi="Bahnschrift"/>
+        </w:rPr>
+        <w:t xml:space="preserve"> background, do check if the product itself is same. or if a product is inside a box and other is not, but they are similar. DO CHECK IT PROPERLY.</w:t>
+      </w:r>
+    </w:p>
+    <w:p>
+      <w:pPr>
+        <w:rPr>
+          <w:rFonts w:ascii="Bahnschrift" w:hAnsi="Bahnschrift"/>
+        </w:rPr>
+      </w:pPr>
+    </w:p>
+    <w:p>
+      <w:pPr>
+        <w:rPr>
+          <w:rFonts w:ascii="Bahnschrift" w:hAnsi="Bahnschrift"/>
+        </w:rPr>
+      </w:pPr>
+      <w:proofErr w:type="spellStart"/>
+      <w:r>
+        <w:rPr>
+          <w:rFonts w:ascii="Bahnschrift" w:hAnsi="Bahnschrift"/>
+        </w:rPr>
+        <w:t>Okk</w:t>
+      </w:r>
+      <w:proofErr w:type="spellEnd"/>
+      <w:r>
+        <w:rPr>
+          <w:rFonts w:ascii="Bahnschrift" w:hAnsi="Bahnschrift"/>
+        </w:rPr>
+        <w:t>, so now we have to tune the AI.</w:t>
+      </w:r>
+    </w:p>
+    <w:p>
+      <w:pPr>
+        <w:rPr>
+          <w:rFonts w:ascii="Bahnschrift" w:hAnsi="Bahnschrift"/>
+        </w:rPr>
+      </w:pPr>
+    </w:p>
+    <w:p>
+      <w:pPr>
+        <w:rPr>
+          <w:rFonts w:ascii="Bahnschrift" w:hAnsi="Bahnschrift"/>
+        </w:rPr>
+      </w:pPr>
+      <w:r>
+        <w:rPr>
+          <w:rFonts w:ascii="Bahnschrift" w:hAnsi="Bahnschrift"/>
+        </w:rPr>
+        <w:lastRenderedPageBreak/>
+        <w:t xml:space="preserve">1) For Each SKU </w:t>
+      </w:r>
+      <w:proofErr w:type="spellStart"/>
+      <w:r>
+        <w:rPr>
+          <w:rFonts w:ascii="Bahnschrift" w:hAnsi="Bahnschrift"/>
+        </w:rPr>
+        <w:t>comparison,for</w:t>
+      </w:r>
+      <w:proofErr w:type="spellEnd"/>
+      <w:r>
+        <w:rPr>
+          <w:rFonts w:ascii="Bahnschrift" w:hAnsi="Bahnschrift"/>
+        </w:rPr>
+        <w:t xml:space="preserve"> each product Amazon Listing and Vendor Listing, only ONE AI CALL should be made . And it will include everything, starting from the Title Comparison , to Image Comparison to Pack Size Extraction. All in One.</w:t>
+      </w:r>
+    </w:p>
+    <w:p>
+      <w:pPr>
+        <w:rPr>
+          <w:rFonts w:ascii="Bahnschrift" w:hAnsi="Bahnschrift"/>
+        </w:rPr>
+      </w:pPr>
+    </w:p>
+    <w:p>
+      <w:pPr>
+        <w:rPr>
+          <w:rFonts w:ascii="Bahnschrift" w:hAnsi="Bahnschrift"/>
+        </w:rPr>
+      </w:pPr>
+      <w:r>
+        <w:rPr>
+          <w:rFonts w:ascii="Bahnschrift" w:hAnsi="Bahnschrift"/>
+        </w:rPr>
+        <w:t xml:space="preserve">2) Title comparison I have already discussed, it is in place now. Image also, I have already discussed. Both will have effect. </w:t>
+      </w:r>
+    </w:p>
+    <w:p>
+      <w:pPr>
+        <w:rPr>
+          <w:rFonts w:ascii="Bahnschrift" w:hAnsi="Bahnschrift"/>
+        </w:rPr>
+      </w:pPr>
+      <w:r>
+        <w:rPr>
+          <w:rFonts w:ascii="Bahnschrift" w:hAnsi="Bahnschrift"/>
+        </w:rPr>
+        <w:t xml:space="preserve">For title, in the Title Result column after title vendor and title amazon, it will be filled by AI as per the result. THIS WILL ONLY BE YES/NO as an output limiter. let AI do its own calculation but OUTPUT ONLY THIS MUCH FOR TITLE. This will conserver our output token, BUT DO NOT COMPROMISE ON AI PROCESSING and input. Do give it proper input for title comparison as we have discussed earlier. </w:t>
+      </w:r>
+    </w:p>
+    <w:p>
+      <w:pPr>
+        <w:rPr>
+          <w:rFonts w:ascii="Bahnschrift" w:hAnsi="Bahnschrift"/>
+        </w:rPr>
+      </w:pPr>
+      <w:r>
+        <w:rPr>
+          <w:rFonts w:ascii="Bahnschrift" w:hAnsi="Bahnschrift"/>
+        </w:rPr>
+        <w:t>This -------</w:t>
+      </w:r>
+    </w:p>
+    <w:p>
+      <w:pPr>
+        <w:rPr>
+          <w:rFonts w:ascii="Bahnschrift" w:hAnsi="Bahnschrift"/>
+        </w:rPr>
+      </w:pPr>
+      <w:r>
+        <w:rPr>
+          <w:rFonts w:ascii="Bahnschrift" w:hAnsi="Bahnschrift"/>
+        </w:rPr>
+        <w:t>"is :</w:t>
+      </w:r>
+    </w:p>
+    <w:p>
+      <w:pPr>
+        <w:rPr>
+          <w:rFonts w:ascii="Bahnschrift" w:hAnsi="Bahnschrift"/>
+        </w:rPr>
+      </w:pPr>
+      <w:r>
+        <w:rPr>
+          <w:rFonts w:ascii="Bahnschrift" w:hAnsi="Bahnschrift"/>
+        </w:rPr>
+        <w:t xml:space="preserve">An SKU listing on amazon and vendor can have a fully different title. like, nothing between them can match. BUT they will identify the same product, or </w:t>
+      </w:r>
+      <w:proofErr w:type="spellStart"/>
+      <w:r>
+        <w:rPr>
+          <w:rFonts w:ascii="Bahnschrift" w:hAnsi="Bahnschrift"/>
+        </w:rPr>
+        <w:t>alteast</w:t>
+      </w:r>
+      <w:proofErr w:type="spellEnd"/>
+      <w:r>
+        <w:rPr>
+          <w:rFonts w:ascii="Bahnschrift" w:hAnsi="Bahnschrift"/>
+        </w:rPr>
+        <w:t xml:space="preserve">, in the least, the same product category. No if it states different </w:t>
+      </w:r>
+      <w:proofErr w:type="spellStart"/>
+      <w:r>
+        <w:rPr>
+          <w:rFonts w:ascii="Bahnschrift" w:hAnsi="Bahnschrift"/>
+        </w:rPr>
+        <w:t>color</w:t>
+      </w:r>
+      <w:proofErr w:type="spellEnd"/>
+      <w:r>
+        <w:rPr>
+          <w:rFonts w:ascii="Bahnschrift" w:hAnsi="Bahnschrift"/>
+        </w:rPr>
+        <w:t xml:space="preserve">, or absolutely different model number, or different size/specs of the product, </w:t>
+      </w:r>
+      <w:proofErr w:type="spellStart"/>
+      <w:r>
+        <w:rPr>
+          <w:rFonts w:ascii="Bahnschrift" w:hAnsi="Bahnschrift"/>
+        </w:rPr>
+        <w:t>eg</w:t>
+      </w:r>
+      <w:proofErr w:type="spellEnd"/>
+      <w:r>
+        <w:rPr>
+          <w:rFonts w:ascii="Bahnschrift" w:hAnsi="Bahnschrift"/>
+        </w:rPr>
+        <w:t>: a bottle that is 2L on vendor but 1L on Amazon, but rest same is NO. similarly a wire of 18 gauge and 24 gauge is not same. LIKE THIS. LET IT BE SMART. even if nothing matches, if they even discreetly point at the same product, THAT IS A YES, else, NO."</w:t>
+      </w:r>
+    </w:p>
+    <w:p>
+      <w:pPr>
+        <w:rPr>
+          <w:rFonts w:ascii="Bahnschrift" w:hAnsi="Bahnschrift"/>
+        </w:rPr>
+      </w:pPr>
+    </w:p>
+    <w:p>
+      <w:pPr>
+        <w:rPr>
+          <w:rFonts w:ascii="Bahnschrift" w:hAnsi="Bahnschrift"/>
+        </w:rPr>
+      </w:pPr>
+    </w:p>
+    <w:p>
+      <w:pPr>
+        <w:rPr>
+          <w:rFonts w:ascii="Bahnschrift" w:hAnsi="Bahnschrift"/>
+        </w:rPr>
+      </w:pPr>
+      <w:r>
+        <w:rPr>
+          <w:rFonts w:ascii="Bahnschrift" w:hAnsi="Bahnschrift"/>
+        </w:rPr>
+        <w:t xml:space="preserve">2) IMAGE. we already discussed this. Input token reduce it, without degrading image quality, and do tell it how to compare. ITS OUTPUT WILL ONLY BE A NUMBER (0 - 100), which shows the percentage similarity of the image, and this number should be consistent, meaning, if I run an </w:t>
+      </w:r>
+      <w:proofErr w:type="spellStart"/>
+      <w:r>
+        <w:rPr>
+          <w:rFonts w:ascii="Bahnschrift" w:hAnsi="Bahnschrift"/>
+        </w:rPr>
+        <w:t>sku</w:t>
+      </w:r>
+      <w:proofErr w:type="spellEnd"/>
+      <w:r>
+        <w:rPr>
+          <w:rFonts w:ascii="Bahnschrift" w:hAnsi="Bahnschrift"/>
+        </w:rPr>
+        <w:t xml:space="preserve"> now and it shows 92%, even if I run it 100 times, it should result in 92% only, maximum 2-5% deviation, no more. CONSISTENCY IS IMPORTANT. also, for image comparison, both image can have dissimilarities, like one has background, other has no or a fully </w:t>
+      </w:r>
+      <w:proofErr w:type="spellStart"/>
+      <w:r>
+        <w:rPr>
+          <w:rFonts w:ascii="Bahnschrift" w:hAnsi="Bahnschrift"/>
+        </w:rPr>
+        <w:t>differnt</w:t>
+      </w:r>
+      <w:proofErr w:type="spellEnd"/>
+      <w:r>
+        <w:rPr>
+          <w:rFonts w:ascii="Bahnschrift" w:hAnsi="Bahnschrift"/>
+        </w:rPr>
+        <w:t xml:space="preserve"> background, do check if the product itself is same. or if a product is inside a box and other is not, but they are similar. DO CHECK IT PROPERLY.</w:t>
+      </w:r>
+    </w:p>
+    <w:p>
+      <w:pPr>
+        <w:rPr>
+          <w:rFonts w:ascii="Bahnschrift" w:hAnsi="Bahnschrift"/>
+        </w:rPr>
+      </w:pPr>
+    </w:p>
+    <w:p>
+      <w:pPr>
+        <w:rPr>
+          <w:rFonts w:ascii="Bahnschrift" w:hAnsi="Bahnschrift"/>
+        </w:rPr>
+      </w:pPr>
+      <w:r>
+        <w:rPr>
+          <w:rFonts w:ascii="Bahnschrift" w:hAnsi="Bahnschrift"/>
+        </w:rPr>
+        <w:t>3) PACK SIZE.</w:t>
+      </w:r>
+    </w:p>
+    <w:p>
+      <w:pPr>
+        <w:rPr>
+          <w:rFonts w:ascii="Bahnschrift" w:hAnsi="Bahnschrift"/>
+        </w:rPr>
+      </w:pPr>
+      <w:r>
+        <w:rPr>
+          <w:rFonts w:ascii="Bahnschrift" w:hAnsi="Bahnschrift"/>
+        </w:rPr>
+        <w:t>Both amazon listing and vendor listing can have super disastrous pack sizes. they might not have any pack size. in that case, consider it as 1. Inside Vendor.</w:t>
+      </w:r>
+    </w:p>
+    <w:p>
+      <w:pPr>
+        <w:rPr>
+          <w:rFonts w:ascii="Bahnschrift" w:hAnsi="Bahnschrift"/>
+        </w:rPr>
+      </w:pPr>
+      <w:r>
+        <w:rPr>
+          <w:rFonts w:ascii="Bahnschrift" w:hAnsi="Bahnschrift"/>
+        </w:rPr>
+        <w:lastRenderedPageBreak/>
+        <w:t xml:space="preserve">Pack Size for amazon, PLEASE PROVIDE ALL PACK SIZE RELATED ATTRIBUTE FROM SP-API response of ASIN to </w:t>
+      </w:r>
+      <w:proofErr w:type="spellStart"/>
+      <w:r>
+        <w:rPr>
+          <w:rFonts w:ascii="Bahnschrift" w:hAnsi="Bahnschrift"/>
+        </w:rPr>
+        <w:t>claude</w:t>
+      </w:r>
+      <w:proofErr w:type="spellEnd"/>
+      <w:r>
+        <w:rPr>
+          <w:rFonts w:ascii="Bahnschrift" w:hAnsi="Bahnschrift"/>
+        </w:rPr>
+        <w:t>, and also same from Vendor attributes section from the response JSON. Make a consistent algorithm so that the AI can consistently fetch the absolute correct pack size from both amazon and vendor, regardless of their pack size values that appear. product type also matters. as I have explained earlier :</w:t>
+      </w:r>
+    </w:p>
+    <w:p>
+      <w:pPr>
+        <w:rPr>
+          <w:rFonts w:ascii="Bahnschrift" w:hAnsi="Bahnschrift"/>
+        </w:rPr>
+      </w:pPr>
+    </w:p>
+    <w:p>
+      <w:pPr>
+        <w:rPr>
+          <w:rFonts w:ascii="Bahnschrift" w:hAnsi="Bahnschrift"/>
+        </w:rPr>
+      </w:pPr>
+      <w:r>
+        <w:rPr>
+          <w:rFonts w:ascii="Bahnschrift" w:hAnsi="Bahnschrift"/>
+        </w:rPr>
+        <w:t xml:space="preserve">""For amazon, pack size can be found either on title or on item details. BUT, the thing is . We follow pack size on 'count, no. of items, item package quantity'. WE DO NOT FOLLOW OZ, FLOZ, FEET, GAL etc. We do not follow that. Yes ounces and gallons are important quantity which we will do QC with, in the title or description, whichever works, BUT PACK SIZE we always follow the ' what count of that item will be </w:t>
+      </w:r>
+      <w:proofErr w:type="spellStart"/>
+      <w:r>
+        <w:rPr>
+          <w:rFonts w:ascii="Bahnschrift" w:hAnsi="Bahnschrift"/>
+        </w:rPr>
+        <w:t>delievered</w:t>
+      </w:r>
+      <w:proofErr w:type="spellEnd"/>
+      <w:r>
+        <w:rPr>
+          <w:rFonts w:ascii="Bahnschrift" w:hAnsi="Bahnschrift"/>
+        </w:rPr>
+        <w:t>'.</w:t>
+      </w:r>
+    </w:p>
+    <w:p>
+      <w:pPr>
+        <w:rPr>
+          <w:rFonts w:ascii="Bahnschrift" w:hAnsi="Bahnschrift"/>
+        </w:rPr>
+      </w:pPr>
+    </w:p>
+    <w:p>
+      <w:pPr>
+        <w:rPr>
+          <w:rFonts w:ascii="Bahnschrift" w:hAnsi="Bahnschrift"/>
+        </w:rPr>
+      </w:pPr>
+      <w:r>
+        <w:rPr>
+          <w:rFonts w:ascii="Bahnschrift" w:hAnsi="Bahnschrift"/>
+        </w:rPr>
+        <w:t xml:space="preserve">Case Quantity is something we are vigilant. This depends entirely on the product type. For example, case of 100 screws - box of 100 screws - 1 box - </w:t>
+      </w:r>
+      <w:proofErr w:type="spellStart"/>
+      <w:r>
+        <w:rPr>
+          <w:rFonts w:ascii="Bahnschrift" w:hAnsi="Bahnschrift"/>
+        </w:rPr>
+        <w:t>packsize</w:t>
+      </w:r>
+      <w:proofErr w:type="spellEnd"/>
+      <w:r>
+        <w:rPr>
+          <w:rFonts w:ascii="Bahnschrift" w:hAnsi="Bahnschrift"/>
+        </w:rPr>
+        <w:t xml:space="preserve"> - 1box.</w:t>
+      </w:r>
+    </w:p>
+    <w:p>
+      <w:pPr>
+        <w:rPr>
+          <w:rFonts w:ascii="Bahnschrift" w:hAnsi="Bahnschrift"/>
+        </w:rPr>
+      </w:pPr>
+      <w:r>
+        <w:rPr>
+          <w:rFonts w:ascii="Bahnschrift" w:hAnsi="Bahnschrift"/>
+        </w:rPr>
+        <w:t xml:space="preserve">similarly for a case of 2000 sheets, both on amazon and vendor - book/case/box/copy of 2000 sheets - 1 book/case/box/copy - </w:t>
+      </w:r>
+      <w:proofErr w:type="spellStart"/>
+      <w:r>
+        <w:rPr>
+          <w:rFonts w:ascii="Bahnschrift" w:hAnsi="Bahnschrift"/>
+        </w:rPr>
+        <w:t>packsize</w:t>
+      </w:r>
+      <w:proofErr w:type="spellEnd"/>
+      <w:r>
+        <w:rPr>
+          <w:rFonts w:ascii="Bahnschrift" w:hAnsi="Bahnschrift"/>
+        </w:rPr>
+        <w:t xml:space="preserve"> - 1. </w:t>
+      </w:r>
+    </w:p>
+    <w:p>
+      <w:pPr>
+        <w:rPr>
+          <w:rFonts w:ascii="Bahnschrift" w:hAnsi="Bahnschrift"/>
+        </w:rPr>
+      </w:pPr>
+    </w:p>
+    <w:p>
+      <w:pPr>
+        <w:rPr>
+          <w:rFonts w:ascii="Bahnschrift" w:hAnsi="Bahnschrift"/>
+        </w:rPr>
+      </w:pPr>
+      <w:r>
+        <w:rPr>
+          <w:rFonts w:ascii="Bahnschrift" w:hAnsi="Bahnschrift"/>
+        </w:rPr>
+        <w:t xml:space="preserve">Like this, hundreds of products are available. </w:t>
+      </w:r>
+    </w:p>
+    <w:p>
+      <w:pPr>
+        <w:rPr>
+          <w:rFonts w:ascii="Bahnschrift" w:hAnsi="Bahnschrift"/>
+        </w:rPr>
+      </w:pPr>
+    </w:p>
+    <w:p>
+      <w:pPr>
+        <w:rPr>
+          <w:rFonts w:ascii="Bahnschrift" w:hAnsi="Bahnschrift"/>
+        </w:rPr>
+      </w:pPr>
+      <w:r>
+        <w:rPr>
+          <w:rFonts w:ascii="Bahnschrift" w:hAnsi="Bahnschrift"/>
+        </w:rPr>
+        <w:t xml:space="preserve">EG : A spray can from </w:t>
+      </w:r>
+      <w:proofErr w:type="spellStart"/>
+      <w:r>
+        <w:rPr>
+          <w:rFonts w:ascii="Bahnschrift" w:hAnsi="Bahnschrift"/>
+        </w:rPr>
+        <w:t>duplicolor</w:t>
+      </w:r>
+      <w:proofErr w:type="spellEnd"/>
+      <w:r>
+        <w:rPr>
+          <w:rFonts w:ascii="Bahnschrift" w:hAnsi="Bahnschrift"/>
+        </w:rPr>
+        <w:t xml:space="preserve"> - 12 ounce - vendor - (no number of item mentioned in vendor) - </w:t>
+      </w:r>
+      <w:proofErr w:type="spellStart"/>
+      <w:r>
+        <w:rPr>
+          <w:rFonts w:ascii="Bahnschrift" w:hAnsi="Bahnschrift"/>
+        </w:rPr>
+        <w:t>packsize</w:t>
+      </w:r>
+      <w:proofErr w:type="spellEnd"/>
+      <w:r>
+        <w:rPr>
+          <w:rFonts w:ascii="Bahnschrift" w:hAnsi="Bahnschrift"/>
+        </w:rPr>
+        <w:t xml:space="preserve"> - 1</w:t>
+      </w:r>
+    </w:p>
+    <w:p>
+      <w:pPr>
+        <w:rPr>
+          <w:rFonts w:ascii="Bahnschrift" w:hAnsi="Bahnschrift"/>
+        </w:rPr>
+      </w:pPr>
+      <w:r>
+        <w:rPr>
+          <w:rFonts w:ascii="Bahnschrift" w:hAnsi="Bahnschrift"/>
+        </w:rPr>
+        <w:t xml:space="preserve">A spray can from </w:t>
+      </w:r>
+      <w:proofErr w:type="spellStart"/>
+      <w:r>
+        <w:rPr>
+          <w:rFonts w:ascii="Bahnschrift" w:hAnsi="Bahnschrift"/>
+        </w:rPr>
+        <w:t>duplicolor</w:t>
+      </w:r>
+      <w:proofErr w:type="spellEnd"/>
+      <w:r>
+        <w:rPr>
+          <w:rFonts w:ascii="Bahnschrift" w:hAnsi="Bahnschrift"/>
+        </w:rPr>
+        <w:t xml:space="preserve"> - 12 ounce (3 pack) - amazon - (pack size = 3!) </w:t>
+      </w:r>
+    </w:p>
+    <w:p>
+      <w:pPr>
+        <w:rPr>
+          <w:rFonts w:ascii="Bahnschrift" w:hAnsi="Bahnschrift"/>
+        </w:rPr>
+      </w:pPr>
+    </w:p>
+    <w:p>
+      <w:pPr>
+        <w:rPr>
+          <w:rFonts w:ascii="Bahnschrift" w:hAnsi="Bahnschrift"/>
+        </w:rPr>
+      </w:pPr>
+      <w:r>
+        <w:rPr>
+          <w:rFonts w:ascii="Bahnschrift" w:hAnsi="Bahnschrift"/>
+        </w:rPr>
+        <w:t>WRONG PACK SIZE.""</w:t>
+      </w:r>
+    </w:p>
+    <w:p>
+      <w:pPr>
+        <w:rPr>
+          <w:rFonts w:ascii="Bahnschrift" w:hAnsi="Bahnschrift"/>
+        </w:rPr>
+      </w:pPr>
+    </w:p>
+    <w:p>
+      <w:pPr>
+        <w:rPr>
+          <w:rFonts w:ascii="Bahnschrift" w:hAnsi="Bahnschrift"/>
+        </w:rPr>
+      </w:pPr>
+    </w:p>
+    <w:p>
+      <w:pPr>
+        <w:rPr>
+          <w:rFonts w:ascii="Bahnschrift" w:hAnsi="Bahnschrift"/>
+        </w:rPr>
+      </w:pPr>
+      <w:r>
+        <w:rPr>
+          <w:rFonts w:ascii="Bahnschrift" w:hAnsi="Bahnschrift"/>
+        </w:rPr>
+        <w:t xml:space="preserve">Like this. DO NOT FAVOUR ONE OVER THE OTHER FOR PACKSIZE EXTRACTION. if </w:t>
+      </w:r>
+      <w:proofErr w:type="spellStart"/>
+      <w:r>
+        <w:rPr>
+          <w:rFonts w:ascii="Bahnschrift" w:hAnsi="Bahnschrift"/>
+        </w:rPr>
+        <w:t>its</w:t>
+      </w:r>
+      <w:proofErr w:type="spellEnd"/>
+      <w:r>
+        <w:rPr>
+          <w:rFonts w:ascii="Bahnschrift" w:hAnsi="Bahnschrift"/>
+        </w:rPr>
+        <w:t xml:space="preserve"> not there, consider it as 1. but please, ensure it is </w:t>
+      </w:r>
+      <w:proofErr w:type="spellStart"/>
+      <w:r>
+        <w:rPr>
+          <w:rFonts w:ascii="Bahnschrift" w:hAnsi="Bahnschrift"/>
+        </w:rPr>
+        <w:t>proeprly</w:t>
+      </w:r>
+      <w:proofErr w:type="spellEnd"/>
+      <w:r>
+        <w:rPr>
+          <w:rFonts w:ascii="Bahnschrift" w:hAnsi="Bahnschrift"/>
+        </w:rPr>
+        <w:t xml:space="preserve"> fetched and consistently exported in the excel with uniform data. also, WE DO NOT CONSIDER FLOZ shenanigans. </w:t>
+      </w:r>
+      <w:proofErr w:type="spellStart"/>
+      <w:r>
+        <w:rPr>
+          <w:rFonts w:ascii="Bahnschrift" w:hAnsi="Bahnschrift"/>
+        </w:rPr>
+        <w:t>proepr</w:t>
+      </w:r>
+      <w:proofErr w:type="spellEnd"/>
+      <w:r>
+        <w:rPr>
+          <w:rFonts w:ascii="Bahnschrift" w:hAnsi="Bahnschrift"/>
+        </w:rPr>
+        <w:t xml:space="preserve"> pack size. </w:t>
+      </w:r>
+      <w:proofErr w:type="spellStart"/>
+      <w:r>
+        <w:rPr>
+          <w:rFonts w:ascii="Bahnschrift" w:hAnsi="Bahnschrift"/>
+        </w:rPr>
+        <w:t>thats</w:t>
+      </w:r>
+      <w:proofErr w:type="spellEnd"/>
+      <w:r>
+        <w:rPr>
+          <w:rFonts w:ascii="Bahnschrift" w:hAnsi="Bahnschrift"/>
+        </w:rPr>
+        <w:t xml:space="preserve"> it.</w:t>
+      </w:r>
+    </w:p>
+    <w:p>
+      <w:pPr>
+        <w:rPr>
+          <w:rFonts w:ascii="Bahnschrift" w:hAnsi="Bahnschrift"/>
+        </w:rPr>
+      </w:pPr>
+    </w:p>
+    <w:p>
+      <w:pPr>
+        <w:rPr>
+          <w:rFonts w:ascii="Bahnschrift" w:hAnsi="Bahnschrift"/>
+        </w:rPr>
+      </w:pPr>
+      <w:r>
+        <w:rPr>
+          <w:rFonts w:ascii="Bahnschrift" w:hAnsi="Bahnschrift"/>
+        </w:rPr>
+        <w:lastRenderedPageBreak/>
+        <w:t xml:space="preserve">Do plan out how you will send this data call to </w:t>
+      </w:r>
+      <w:proofErr w:type="spellStart"/>
+      <w:r>
+        <w:rPr>
+          <w:rFonts w:ascii="Bahnschrift" w:hAnsi="Bahnschrift"/>
+        </w:rPr>
+        <w:t>claude</w:t>
+      </w:r>
+      <w:proofErr w:type="spellEnd"/>
+      <w:r>
+        <w:rPr>
+          <w:rFonts w:ascii="Bahnschrift" w:hAnsi="Bahnschrift"/>
+        </w:rPr>
+        <w:t xml:space="preserve"> and put all the relevant data like the image, the pack size attributes, the prompt, the title, the report that comes, then putting it in excel, all these... figure it out... AND MAKE AN EXPANSIVE STRUCTURED PLAN.</w:t>
+      </w:r>
+    </w:p>
+    <w:p>
+      <w:pPr>
+        <w:rPr>
+          <w:rFonts w:ascii="Bahnschrift" w:hAnsi="Bahnschrift"/>
+        </w:rPr>
+      </w:pPr>
+      <w:r>
+        <w:rPr>
+          <w:rFonts w:ascii="Bahnschrift" w:hAnsi="Bahnschrift"/>
+        </w:rPr>
+        <w:t xml:space="preserve">This is the result of the QC team. This is not the best result, but this is where we are at now. </w:t>
+      </w:r>
+    </w:p>
+    <w:p>
+      <w:pPr>
+        <w:rPr>
+          <w:rFonts w:ascii="Bahnschrift" w:hAnsi="Bahnschrift"/>
+        </w:rPr>
+      </w:pPr>
+    </w:p>
+    <w:p>
+      <w:pPr>
+        <w:rPr>
+          <w:rFonts w:ascii="Bahnschrift" w:hAnsi="Bahnschrift"/>
+        </w:rPr>
+      </w:pPr>
+      <w:proofErr w:type="spellStart"/>
+      <w:r>
+        <w:rPr>
+          <w:rFonts w:ascii="Bahnschrift" w:hAnsi="Bahnschrift"/>
+        </w:rPr>
+        <w:t>Okk</w:t>
+      </w:r>
+      <w:proofErr w:type="spellEnd"/>
+      <w:r>
+        <w:rPr>
+          <w:rFonts w:ascii="Bahnschrift" w:hAnsi="Bahnschrift"/>
+        </w:rPr>
+        <w:t>. here is some data to look into :</w:t>
+      </w:r>
+    </w:p>
+    <w:p>
+      <w:pPr>
+        <w:rPr>
+          <w:rFonts w:ascii="Bahnschrift" w:hAnsi="Bahnschrift"/>
+        </w:rPr>
+      </w:pPr>
+      <w:r>
+        <w:rPr>
+          <w:rFonts w:ascii="Bahnschrift" w:hAnsi="Bahnschrift"/>
+        </w:rPr>
+        <w:t>TAG THE EXPORT</w:t>
+      </w:r>
+      <w:r>
+        <w:rPr>
+          <w:rFonts w:ascii="Bahnschrift" w:hAnsi="Bahnschrift"/>
+        </w:rPr>
+        <w:br/>
+      </w:r>
+      <w:r>
+        <w:rPr>
+          <w:rFonts w:ascii="Bahnschrift" w:hAnsi="Bahnschrift"/>
+        </w:rPr>
+        <w:t xml:space="preserve">@exports/SWDT-100SKU-TEST.xlsx </w:t>
+      </w:r>
+    </w:p>
+    <w:p>
+      <w:pPr>
+        <w:rPr>
+          <w:rFonts w:ascii="Bahnschrift" w:hAnsi="Bahnschrift"/>
+        </w:rPr>
+      </w:pPr>
+    </w:p>
+    <w:p>
+      <w:pPr>
+        <w:rPr>
+          <w:rFonts w:ascii="Bahnschrift" w:hAnsi="Bahnschrift"/>
+        </w:rPr>
+      </w:pPr>
+      <w:r>
+        <w:rPr>
+          <w:rFonts w:ascii="Bahnschrift" w:hAnsi="Bahnschrift"/>
+        </w:rPr>
+        <w:t>This is the new export of this tool. 100 SKU.</w:t>
+      </w:r>
+    </w:p>
+    <w:p>
+      <w:pPr>
+        <w:rPr>
+          <w:rFonts w:ascii="Bahnschrift" w:hAnsi="Bahnschrift"/>
+        </w:rPr>
+      </w:pPr>
+    </w:p>
+    <w:p>
+      <w:pPr>
+        <w:rPr>
+          <w:rFonts w:ascii="Bahnschrift" w:hAnsi="Bahnschrift"/>
+        </w:rPr>
+      </w:pPr>
+      <w:r>
+        <w:rPr>
+          <w:rFonts w:ascii="Bahnschrift" w:hAnsi="Bahnschrift"/>
+        </w:rPr>
+        <w:t>Things I have noticed :</w:t>
+      </w:r>
+    </w:p>
+    <w:p>
+      <w:pPr>
+        <w:rPr>
+          <w:rFonts w:ascii="Bahnschrift" w:hAnsi="Bahnschrift"/>
+        </w:rPr>
+      </w:pPr>
+      <w:r>
+        <w:rPr>
+          <w:rFonts w:ascii="Bahnschrift" w:hAnsi="Bahnschrift"/>
+        </w:rPr>
+        <w:t>1) This tool is passing images that are not available in vendor or in amazon and available in the other and vice versa.</w:t>
+      </w:r>
+    </w:p>
+    <w:p>
+      <w:pPr>
+        <w:rPr>
+          <w:rFonts w:ascii="Bahnschrift" w:hAnsi="Bahnschrift"/>
+        </w:rPr>
+      </w:pPr>
+      <w:r>
+        <w:rPr>
+          <w:rFonts w:ascii="Bahnschrift" w:hAnsi="Bahnschrift"/>
+        </w:rPr>
+        <w:t>2) Image comparison please improve it.</w:t>
+      </w:r>
+    </w:p>
+    <w:p>
+      <w:pPr>
+        <w:rPr>
+          <w:rFonts w:ascii="Bahnschrift" w:hAnsi="Bahnschrift"/>
+        </w:rPr>
+      </w:pPr>
+      <w:r>
+        <w:rPr>
+          <w:rFonts w:ascii="Bahnschrift" w:hAnsi="Bahnschrift"/>
+        </w:rPr>
+        <w:t>3) Specs and Description no need to QC. remove them from the main QC pipeline, but do include them in the main export for data.</w:t>
+      </w:r>
+    </w:p>
+    <w:p>
+      <w:pPr>
+        <w:rPr>
+          <w:rFonts w:ascii="Bahnschrift" w:hAnsi="Bahnschrift"/>
+        </w:rPr>
+      </w:pPr>
+      <w:r>
+        <w:rPr>
+          <w:rFonts w:ascii="Bahnschrift" w:hAnsi="Bahnschrift"/>
+        </w:rPr>
+        <w:t>4) Pack Size picking up from amazon please improve it. Do check for (Pack of X) whenever you encounter stuffs like fluid ounces or feet or gallons like these units. if not found, do consider them as 1.</w:t>
+      </w:r>
+    </w:p>
+    <w:p>
+      <w:pPr>
+        <w:rPr>
+          <w:rFonts w:ascii="Bahnschrift" w:hAnsi="Bahnschrift"/>
+        </w:rPr>
+      </w:pPr>
+      <w:r>
+        <w:rPr>
+          <w:rFonts w:ascii="Bahnschrift" w:hAnsi="Bahnschrift"/>
+        </w:rPr>
+        <w:t>5) No need to put the full JSON data in the AI. Nope. No trimming. Take out the Data from the JSON and then put them in the AI call. In this way, we can save a lot of tokens.</w:t>
+      </w:r>
+    </w:p>
+    <w:p>
+      <w:pPr>
+        <w:rPr>
+          <w:rFonts w:ascii="Bahnschrift" w:hAnsi="Bahnschrift"/>
+        </w:rPr>
+      </w:pPr>
+      <w:r>
+        <w:rPr>
+          <w:rFonts w:ascii="Bahnschrift" w:hAnsi="Bahnschrift"/>
+        </w:rPr>
+        <w:t xml:space="preserve">6) For PACK SIZE, use AI for extraction from the attributes, but be consistent with it and about our </w:t>
+      </w:r>
+      <w:proofErr w:type="spellStart"/>
+      <w:r>
+        <w:rPr>
+          <w:rFonts w:ascii="Bahnschrift" w:hAnsi="Bahnschrift"/>
+        </w:rPr>
+        <w:t>requiremenets</w:t>
+      </w:r>
+      <w:proofErr w:type="spellEnd"/>
+      <w:r>
+        <w:rPr>
+          <w:rFonts w:ascii="Bahnschrift" w:hAnsi="Bahnschrift"/>
+        </w:rPr>
+        <w:t>. it is already pretty strong, but I still urge you to improve it, not technically, but that it should work Across multiple listings with multiple types of pack sizes.</w:t>
+      </w:r>
+    </w:p>
+    <w:p>
+      <w:pPr>
+        <w:rPr>
+          <w:rFonts w:ascii="Bahnschrift" w:hAnsi="Bahnschrift"/>
+        </w:rPr>
+      </w:pPr>
+    </w:p>
+    <w:p>
+      <w:pPr>
+        <w:rPr>
+          <w:rFonts w:ascii="Bahnschrift" w:hAnsi="Bahnschrift"/>
+        </w:rPr>
+      </w:pPr>
+    </w:p>
+    <w:p>
+      <w:pPr>
+        <w:rPr>
+          <w:rFonts w:ascii="Bahnschrift" w:hAnsi="Bahnschrift"/>
+        </w:rPr>
+      </w:pPr>
+    </w:p>
+    <w:p>
+      <w:pPr>
+        <w:rPr>
+          <w:rFonts w:ascii="Bahnschrift" w:hAnsi="Bahnschrift"/>
+        </w:rPr>
+      </w:pPr>
+    </w:p>
+    <w:p>
+      <w:pPr>
+        <w:rPr>
+          <w:rFonts w:ascii="Bahnschrift" w:hAnsi="Bahnschrift"/>
+        </w:rPr>
+      </w:pPr>
+      <w:r>
+        <w:rPr>
+          <w:rFonts w:ascii="Bahnschrift" w:hAnsi="Bahnschrift"/>
+        </w:rPr>
+        <w:lastRenderedPageBreak/>
+        <w:t>b</w:t>
+      </w:r>
+      <w:r>
+        <w:rPr>
+          <w:rFonts w:ascii="Bahnschrift" w:hAnsi="Bahnschrift"/>
+        </w:rPr>
+        <w:t>rand matching filter list as a new page after settings. This is because many brand names are failing because name is different, but they actually belong to the same brand / parent brand / company . so we will create a filter list as a new page , where one column is amazon brand, other is vendor brand, and we will keep filling these rows one by one, and the brands which we will enter, they will be considered as pass in the QC tool.</w:t>
+      </w:r>
+    </w:p>
+    <w:p>
+      <w:pPr>
+        <w:rPr>
+          <w:rFonts w:ascii="Bahnschrift" w:hAnsi="Bahnschrift"/>
+        </w:rPr>
+      </w:pPr>
+    </w:p>
+    <w:p>
+      <w:pPr>
+        <w:rPr>
+          <w:rFonts w:ascii="Bahnschrift" w:hAnsi="Bahnschrift"/>
+        </w:rPr>
+      </w:pPr>
+      <w:r>
+        <w:rPr>
+          <w:rFonts w:ascii="Bahnschrift" w:hAnsi="Bahnschrift"/>
+        </w:rPr>
+        <w:t>Full prompt :</w:t>
+      </w:r>
+      <w:r>
+        <w:rPr>
+          <w:rFonts w:ascii="Bahnschrift" w:hAnsi="Bahnschrift"/>
+        </w:rPr>
+        <w:br/>
+      </w:r>
+      <w:r>
+        <w:rPr>
+          <w:rFonts w:ascii="Bahnschrift" w:hAnsi="Bahnschrift"/>
+        </w:rPr>
+        <w:t>Things we have to fix :</w:t>
+      </w:r>
+    </w:p>
+    <w:p>
+      <w:pPr>
+        <w:rPr>
+          <w:rFonts w:ascii="Bahnschrift" w:hAnsi="Bahnschrift"/>
+        </w:rPr>
+      </w:pPr>
+      <w:r>
+        <w:rPr>
+          <w:rFonts w:ascii="Bahnschrift" w:hAnsi="Bahnschrift"/>
+        </w:rPr>
+        <w:t>1) If Item not found in search in Vendor Page, aka listing not found in vendor side, direct fail and skip that SKU, no AI calling no QC</w:t>
+      </w:r>
+    </w:p>
+    <w:p>
+      <w:pPr>
+        <w:rPr>
+          <w:rFonts w:ascii="Bahnschrift" w:hAnsi="Bahnschrift"/>
+        </w:rPr>
+      </w:pPr>
+      <w:r>
+        <w:rPr>
+          <w:rFonts w:ascii="Bahnschrift" w:hAnsi="Bahnschrift"/>
+        </w:rPr>
+        <w:t xml:space="preserve">2) After pack size result, put these columns : </w:t>
+      </w:r>
+    </w:p>
+    <w:p>
+      <w:pPr>
+        <w:rPr>
+          <w:rFonts w:ascii="Bahnschrift" w:hAnsi="Bahnschrift"/>
+        </w:rPr>
+      </w:pPr>
+      <w:r>
+        <w:rPr>
+          <w:rFonts w:ascii="Bahnschrift" w:hAnsi="Bahnschrift"/>
+        </w:rPr>
+        <w:t>Vendor UOM, Vendor Packing, Vendor Min Order &amp; Vendor Packaged Quantity</w:t>
+      </w:r>
+    </w:p>
+    <w:p>
+      <w:pPr>
+        <w:rPr>
+          <w:rFonts w:ascii="Bahnschrift" w:hAnsi="Bahnschrift"/>
+        </w:rPr>
+      </w:pPr>
+      <w:r>
+        <w:rPr>
+          <w:rFonts w:ascii="Bahnschrift" w:hAnsi="Bahnschrift"/>
+        </w:rPr>
+        <w:t>3) Brand matching filter list as a new page after settings. This is because many brand names are failing because name is different, but they actually belong to the same brand / parent brand / company . so we will create a filter list as a new page , where one column is amazon brand, other is vendor brand, and we will keep filling these rows one by one, and the brands which we will enter, they will be considered as pass in the QC tool.</w:t>
+      </w:r>
+    </w:p>
+    <w:p>
+      <w:pPr>
+        <w:rPr>
+          <w:rFonts w:ascii="Bahnschrift" w:hAnsi="Bahnschrift"/>
+        </w:rPr>
+      </w:pPr>
+    </w:p>
+    <w:p>
+      <w:pPr>
+        <w:rPr>
+          <w:rFonts w:ascii="Bahnschrift" w:hAnsi="Bahnschrift"/>
+        </w:rPr>
+      </w:pPr>
+      <w:r>
+        <w:rPr>
+          <w:rFonts w:ascii="Bahnschrift" w:hAnsi="Bahnschrift"/>
+        </w:rPr>
+        <w:t>4) Remove title result column and do not output such big lines of output tokens for each of them. instead in title result just state : same product / different product. KEEP THE REASONING SAME, we do not want to compromise that.</w:t>
+      </w:r>
+    </w:p>
+    <w:p>
+      <w:pPr>
+        <w:rPr>
+          <w:rFonts w:ascii="Bahnschrift" w:hAnsi="Bahnschrift"/>
+        </w:rPr>
+      </w:pPr>
+    </w:p>
+    <w:p>
+      <w:pPr>
+        <w:rPr>
+          <w:rFonts w:ascii="Bahnschrift" w:hAnsi="Bahnschrift"/>
+        </w:rPr>
+      </w:pPr>
+      <w:r>
+        <w:rPr>
+          <w:rFonts w:ascii="Bahnschrift" w:hAnsi="Bahnschrift"/>
+        </w:rPr>
+        <w:t>5) amazon pack extra remove that column fully.</w:t>
       </w:r>
     </w:p>
     <w:sectPr>
